--- a/Vynix_IEEE_Research_Paper.docx
+++ b/Vynix_IEEE_Research_Paper.docx
@@ -69,7 +69,7 @@
         <w:t>In this paper, we introduce Project Vynix, a decoupled, compute-efficient framework comprising: (1) a real-time anchor-free YOLOv8 detector, (2) a 3-Stream multi-crop visual representation fusing human, object, and union visual features with a frozen CLIP ViT-B/16 backbone, (3) a continuous 8-dimensional normalized spatial geometry MLP, (4) a continuous Gaussian-attenuated geometric veto gate that dynamically suppresses physically ungrounded contact hypotheses, and (5) a non-parametric exemplar memory cache for rapid residual adaptation.</w:t>
         <w:br/>
         <w:br/>
-        <w:t>Without observing any training images (zero-shot), Vynix attains 22.17% mAP on HICO-DET while vetoing 319,803 spatial hallucinations. When trained offline across all 38,118 training images and evaluated end-to-end on the complete official test set of 9,658 images, Vynix achieves 30.31% Full mAP, 29.71% Rare mAP, and 30.51% Non-Rare mAP, triggering 265,189 geometric vetoes and rescuing 54,532 true contact interactions missed by naive binary thresholds. Vynix trains in only 17.33 minutes on a single commodity GPU (0.29 GPU-hours), demonstrating an unprecedented Pareto frontier in computational efficiency, physical groundedness, and long-tail performance parity.</w:t>
+        <w:t>Without observing any training images (zero-shot), Vynix attains 22.17% mAP on HICO-DET while vetoing 319,803 spatial hallucinations. When trained offline across all 38,118 training images and evaluated end-to-end on the complete official test set of 9,658 images, Vynix achieves 31.71% Full mAP, 30.63% Rare mAP, and 32.07% Non-Rare mAP, triggering 272,946 geometric vetoes and rescuing 54,532 true contact interactions missed by naive binary thresholds. Vynix trains in only 17.33 minutes on a single commodity GPU (0.29 GPU-hours), demonstrating an unprecedented Pareto frontier in computational efficiency, physical groundedness, and long-tail performance parity.</w:t>
       </w:r>
     </w:p>
     <w:p>
@@ -259,7 +259,7 @@
           <w:rFonts w:ascii="Times New Roman" w:hAnsi="Times New Roman"/>
           <w:sz w:val="20"/>
         </w:rPr>
-        <w:t>We establish near-perfect Rare vs. Non-Rare class parity (29.71% vs. 30.51%), effectively eliminating the long-tail gradient starvation bottleneck.</w:t>
+        <w:t>We establish near-perfect Rare vs. Non-Rare class parity (30.63% vs. 32.07%), effectively eliminating the long-tail gradient starvation bottleneck.</w:t>
       </w:r>
     </w:p>
     <w:p>
@@ -272,7 +272,7 @@
           <w:rFonts w:ascii="Times New Roman" w:hAnsi="Times New Roman"/>
           <w:sz w:val="20"/>
         </w:rPr>
-        <w:t>Rigorous experiments on all 9,658 test images demonstrate that Vynix achieves 30.31% Full mAP while training in only 17.33 minutes on a single commodity GPU (0.29 GPU-hours), representing a 300× to 500× reduction in training compute compared to leading DETR and diffusion models.</w:t>
+        <w:t>Rigorous experiments on all 9,658 test images demonstrate that Vynix achieves 31.71% Full mAP while training in only 17.33 minutes on a single commodity GPU (0.29 GPU-hours), representing a 300× to 500× reduction in training compute compared to leading DETR and diffusion models.</w:t>
       </w:r>
     </w:p>
     <w:p>
@@ -764,6 +764,47 @@
           <w:sz w:val="22"/>
         </w:rPr>
         <w:t>IV. EXPERIMENTAL EVALUATION</w:t>
+      </w:r>
+    </w:p>
+    <w:p>
+      <w:pPr>
+        <w:spacing w:before="160" w:after="80"/>
+      </w:pPr>
+      <w:r>
+        <w:rPr>
+          <w:rFonts w:ascii="Times New Roman" w:hAnsi="Times New Roman"/>
+          <w:b/>
+          <w:i/>
+          <w:sz w:val="20"/>
+        </w:rPr>
+        <w:t>A. Benchmark Dataset &amp; Implementation Details</w:t>
+      </w:r>
+    </w:p>
+    <w:p>
+      <w:pPr>
+        <w:spacing w:before="20" w:after="40"/>
+        <w:ind w:firstLine="283"/>
+      </w:pPr>
+      <w:r>
+        <w:t>Dataset: We evaluate on the official HICO-DET benchmark [15], containing 38,118 training images and 9,658 test images across 600 HOI categories (80 COCO objects and 117 verb predicates). Categories are partitioned into Full (600), Rare (155, &lt;10 training instances), and Non-Rare (445, ≥10 instances).</w:t>
+      </w:r>
+    </w:p>
+    <w:p>
+      <w:pPr>
+        <w:spacing w:before="20" w:after="40"/>
+        <w:ind w:firstLine="283"/>
+      </w:pPr>
+      <w:r>
+        <w:t>Evaluation Protocol: We compute Mean Average Precision (mAP) under the standard Default setting, requiring human and object box IoU ≥ 0.5 with ground truth. In our flagship evaluation on all 9,658 test images, 272,946 spatial hallucinations were suppressed, yielding verified scores of 31.71% Full mAP, 30.63% Rare mAP, and 32.07% Non-Rare mAP.</w:t>
+      </w:r>
+    </w:p>
+    <w:p>
+      <w:pPr>
+        <w:spacing w:before="20" w:after="40"/>
+        <w:ind w:firstLine="283"/>
+      </w:pPr>
+      <w:r>
+        <w:t>Hardware and Training Architecture: All experiments were conducted on a single commodity workstation equipped with an NVIDIA GeForce RTX 3050 Ti Laptop GPU (4 GB VRAM). Both offline exemplar feature caching and test-time visual queries utilize the exact same frozen Vision-Language encoder: openai/clip-vit-base-patch16 (196 spatial patch tokens, 512-dimensional embeddings). Thanks to class-balanced exemplar caching, offline training across all 38,118 images (13 shards, 15 epochs) completed in just 17.33 minutes (0.29 GPU-hours), while full test evaluation on 9,658 test images completed in 94.20 minutes (1.57 GPU-hours).</w:t>
       </w:r>
     </w:p>
     <w:p>
@@ -3439,7 +3480,7 @@
                 <w:b/>
                 <w:sz w:val="15"/>
               </w:rPr>
-              <w:t>Vynix Flagship</w:t>
+              <w:t>Vynix-B16 (Phase 6)</w:t>
             </w:r>
           </w:p>
         </w:tc>
@@ -3573,6 +3614,160 @@
                 <w:sz w:val="15"/>
               </w:rPr>
               <w:t>30.51%</w:t>
+            </w:r>
+          </w:p>
+        </w:tc>
+      </w:tr>
+      <w:tr>
+        <w:tc>
+          <w:tcPr>
+            <w:tcW w:type="dxa" w:w="1259"/>
+          </w:tcPr>
+          <w:p>
+            <w:pPr>
+              <w:jc w:val="left"/>
+            </w:pPr>
+            <w:r/>
+            <w:r>
+              <w:rPr>
+                <w:rFonts w:ascii="Times New Roman" w:hAnsi="Times New Roman"/>
+                <w:b/>
+                <w:sz w:val="15"/>
+              </w:rPr>
+              <w:t>Vynix Flagship (Phase 8)</w:t>
+            </w:r>
+          </w:p>
+        </w:tc>
+        <w:tc>
+          <w:tcPr>
+            <w:tcW w:type="dxa" w:w="1259"/>
+          </w:tcPr>
+          <w:p>
+            <w:pPr>
+              <w:jc w:val="center"/>
+            </w:pPr>
+            <w:r/>
+            <w:r>
+              <w:rPr>
+                <w:rFonts w:ascii="Times New Roman" w:hAnsi="Times New Roman"/>
+                <w:b/>
+                <w:sz w:val="15"/>
+              </w:rPr>
+              <w:t>Ours</w:t>
+            </w:r>
+          </w:p>
+        </w:tc>
+        <w:tc>
+          <w:tcPr>
+            <w:tcW w:type="dxa" w:w="1259"/>
+          </w:tcPr>
+          <w:p>
+            <w:pPr>
+              <w:jc w:val="center"/>
+            </w:pPr>
+            <w:r/>
+            <w:r>
+              <w:rPr>
+                <w:rFonts w:ascii="Times New Roman" w:hAnsi="Times New Roman"/>
+                <w:b/>
+                <w:sz w:val="15"/>
+              </w:rPr>
+              <w:t>YOLOv8x+B/16</w:t>
+            </w:r>
+          </w:p>
+        </w:tc>
+        <w:tc>
+          <w:tcPr>
+            <w:tcW w:type="dxa" w:w="1259"/>
+          </w:tcPr>
+          <w:p>
+            <w:pPr>
+              <w:jc w:val="center"/>
+            </w:pPr>
+            <w:r/>
+            <w:r>
+              <w:rPr>
+                <w:rFonts w:ascii="Times New Roman" w:hAnsi="Times New Roman"/>
+                <w:b/>
+                <w:sz w:val="15"/>
+              </w:rPr>
+              <w:t>38,118</w:t>
+            </w:r>
+          </w:p>
+        </w:tc>
+        <w:tc>
+          <w:tcPr>
+            <w:tcW w:type="dxa" w:w="1259"/>
+          </w:tcPr>
+          <w:p>
+            <w:pPr>
+              <w:jc w:val="center"/>
+            </w:pPr>
+            <w:r/>
+            <w:r>
+              <w:rPr>
+                <w:rFonts w:ascii="Times New Roman" w:hAnsi="Times New Roman"/>
+                <w:b/>
+                <w:sz w:val="15"/>
+              </w:rPr>
+              <w:t>0.29h</w:t>
+            </w:r>
+          </w:p>
+        </w:tc>
+        <w:tc>
+          <w:tcPr>
+            <w:tcW w:type="dxa" w:w="1259"/>
+          </w:tcPr>
+          <w:p>
+            <w:pPr>
+              <w:jc w:val="center"/>
+            </w:pPr>
+            <w:r/>
+            <w:r>
+              <w:rPr>
+                <w:rFonts w:ascii="Times New Roman" w:hAnsi="Times New Roman"/>
+                <w:b/>
+                <w:sz w:val="15"/>
+              </w:rPr>
+              <w:t>31.71%</w:t>
+            </w:r>
+          </w:p>
+        </w:tc>
+        <w:tc>
+          <w:tcPr>
+            <w:tcW w:type="dxa" w:w="1259"/>
+          </w:tcPr>
+          <w:p>
+            <w:pPr>
+              <w:jc w:val="center"/>
+            </w:pPr>
+            <w:r/>
+            <w:r>
+              <w:rPr>
+                <w:rFonts w:ascii="Times New Roman" w:hAnsi="Times New Roman"/>
+                <w:b/>
+                <w:sz w:val="15"/>
+              </w:rPr>
+              <w:t>30.63%</w:t>
+            </w:r>
+          </w:p>
+        </w:tc>
+        <w:tc>
+          <w:tcPr>
+            <w:tcW w:type="dxa" w:w="1259"/>
+          </w:tcPr>
+          <w:p>
+            <w:pPr>
+              <w:jc w:val="center"/>
+            </w:pPr>
+            <w:r/>
+            <w:r>
+              <w:rPr>
+                <w:rFonts w:ascii="Times New Roman" w:hAnsi="Times New Roman"/>
+                <w:b/>
+                <w:sz w:val="15"/>
+              </w:rPr>
+              <w:t>32.07%</w:t>
             </w:r>
           </w:p>
         </w:tc>
@@ -4091,10 +4286,88 @@
             <w:r>
               <w:rPr>
                 <w:rFonts w:ascii="Times New Roman" w:hAnsi="Times New Roman"/>
+                <w:b w:val="0"/>
+                <w:sz w:val="15"/>
+              </w:rPr>
+              <w:t>+ ViT-B/16 (196 Tokens, Phase 6)</w:t>
+            </w:r>
+          </w:p>
+        </w:tc>
+        <w:tc>
+          <w:tcPr>
+            <w:tcW w:type="dxa" w:w="2518"/>
+          </w:tcPr>
+          <w:p>
+            <w:pPr>
+              <w:jc w:val="center"/>
+            </w:pPr>
+            <w:r/>
+            <w:r>
+              <w:rPr>
+                <w:rFonts w:ascii="Times New Roman" w:hAnsi="Times New Roman"/>
+                <w:b w:val="0"/>
+                <w:sz w:val="15"/>
+              </w:rPr>
+              <w:t>30.31%</w:t>
+            </w:r>
+          </w:p>
+        </w:tc>
+        <w:tc>
+          <w:tcPr>
+            <w:tcW w:type="dxa" w:w="2518"/>
+          </w:tcPr>
+          <w:p>
+            <w:pPr>
+              <w:jc w:val="center"/>
+            </w:pPr>
+            <w:r/>
+            <w:r>
+              <w:rPr>
+                <w:rFonts w:ascii="Times New Roman" w:hAnsi="Times New Roman"/>
+                <w:b w:val="0"/>
+                <w:sz w:val="15"/>
+              </w:rPr>
+              <w:t>29.71%</w:t>
+            </w:r>
+          </w:p>
+        </w:tc>
+        <w:tc>
+          <w:tcPr>
+            <w:tcW w:type="dxa" w:w="2518"/>
+          </w:tcPr>
+          <w:p>
+            <w:pPr>
+              <w:jc w:val="center"/>
+            </w:pPr>
+            <w:r/>
+            <w:r>
+              <w:rPr>
+                <w:rFonts w:ascii="Times New Roman" w:hAnsi="Times New Roman"/>
+                <w:b w:val="0"/>
+                <w:sz w:val="15"/>
+              </w:rPr>
+              <w:t>265,189</w:t>
+            </w:r>
+          </w:p>
+        </w:tc>
+      </w:tr>
+      <w:tr>
+        <w:tc>
+          <w:tcPr>
+            <w:tcW w:type="dxa" w:w="2518"/>
+          </w:tcPr>
+          <w:p>
+            <w:pPr>
+              <w:jc w:val="left"/>
+            </w:pPr>
+            <w:r/>
+            <w:r>
+              <w:rPr>
+                <w:rFonts w:ascii="Times New Roman" w:hAnsi="Times New Roman"/>
                 <w:b/>
                 <w:sz w:val="15"/>
               </w:rPr>
-              <w:t>+ ViT-B/16 (196 Tokens, Flagship)</w:t>
+              <w:t>+ Proposal Recall &amp; Gate (Phase 8 Flagship)</w:t>
             </w:r>
           </w:p>
         </w:tc>
@@ -4113,7 +4386,7 @@
                 <w:b/>
                 <w:sz w:val="15"/>
               </w:rPr>
-              <w:t>30.31%</w:t>
+              <w:t>31.71%</w:t>
             </w:r>
           </w:p>
         </w:tc>
@@ -4132,7 +4405,7 @@
                 <w:b/>
                 <w:sz w:val="15"/>
               </w:rPr>
-              <w:t>29.71%</w:t>
+              <w:t>30.63%</w:t>
             </w:r>
           </w:p>
         </w:tc>
@@ -4151,7 +4424,7 @@
                 <w:b/>
                 <w:sz w:val="15"/>
               </w:rPr>
-              <w:t>265,189</w:t>
+              <w:t>272,946</w:t>
             </w:r>
           </w:p>
         </w:tc>
@@ -4670,10 +4943,126 @@
             <w:r>
               <w:rPr>
                 <w:rFonts w:ascii="Times New Roman" w:hAnsi="Times New Roman"/>
+                <w:b w:val="0"/>
+                <w:sz w:val="15"/>
+              </w:rPr>
+              <w:t>Vynix-B16 (Phase 6)</w:t>
+            </w:r>
+          </w:p>
+        </w:tc>
+        <w:tc>
+          <w:tcPr>
+            <w:tcW w:type="dxa" w:w="1679"/>
+          </w:tcPr>
+          <w:p>
+            <w:pPr>
+              <w:jc w:val="center"/>
+            </w:pPr>
+            <w:r/>
+            <w:r>
+              <w:rPr>
+                <w:rFonts w:ascii="Times New Roman" w:hAnsi="Times New Roman"/>
+                <w:b w:val="0"/>
+                <w:sz w:val="15"/>
+              </w:rPr>
+              <w:t>YOLOv8m</w:t>
+            </w:r>
+          </w:p>
+        </w:tc>
+        <w:tc>
+          <w:tcPr>
+            <w:tcW w:type="dxa" w:w="1679"/>
+          </w:tcPr>
+          <w:p>
+            <w:pPr>
+              <w:jc w:val="center"/>
+            </w:pPr>
+            <w:r/>
+            <w:r>
+              <w:rPr>
+                <w:rFonts w:ascii="Times New Roman" w:hAnsi="Times New Roman"/>
+                <w:b w:val="0"/>
+                <w:sz w:val="15"/>
+              </w:rPr>
+              <w:t>ViT-B/16</w:t>
+            </w:r>
+          </w:p>
+        </w:tc>
+        <w:tc>
+          <w:tcPr>
+            <w:tcW w:type="dxa" w:w="1679"/>
+          </w:tcPr>
+          <w:p>
+            <w:pPr>
+              <w:jc w:val="center"/>
+            </w:pPr>
+            <w:r/>
+            <w:r>
+              <w:rPr>
+                <w:rFonts w:ascii="Times New Roman" w:hAnsi="Times New Roman"/>
+                <w:b w:val="0"/>
+                <w:sz w:val="15"/>
+              </w:rPr>
+              <w:t>Soft Continuous</w:t>
+            </w:r>
+          </w:p>
+        </w:tc>
+        <w:tc>
+          <w:tcPr>
+            <w:tcW w:type="dxa" w:w="1679"/>
+          </w:tcPr>
+          <w:p>
+            <w:pPr>
+              <w:jc w:val="center"/>
+            </w:pPr>
+            <w:r/>
+            <w:r>
+              <w:rPr>
+                <w:rFonts w:ascii="Times New Roman" w:hAnsi="Times New Roman"/>
+                <w:b w:val="0"/>
+                <w:sz w:val="15"/>
+              </w:rPr>
+              <w:t>30.31%</w:t>
+            </w:r>
+          </w:p>
+        </w:tc>
+        <w:tc>
+          <w:tcPr>
+            <w:tcW w:type="dxa" w:w="1679"/>
+          </w:tcPr>
+          <w:p>
+            <w:pPr>
+              <w:jc w:val="center"/>
+            </w:pPr>
+            <w:r/>
+            <w:r>
+              <w:rPr>
+                <w:rFonts w:ascii="Times New Roman" w:hAnsi="Times New Roman"/>
+                <w:b w:val="0"/>
+                <w:sz w:val="15"/>
+              </w:rPr>
+              <w:t>29.71%</w:t>
+            </w:r>
+          </w:p>
+        </w:tc>
+      </w:tr>
+      <w:tr>
+        <w:tc>
+          <w:tcPr>
+            <w:tcW w:type="dxa" w:w="1679"/>
+          </w:tcPr>
+          <w:p>
+            <w:pPr>
+              <w:jc w:val="left"/>
+            </w:pPr>
+            <w:r/>
+            <w:r>
+              <w:rPr>
+                <w:rFonts w:ascii="Times New Roman" w:hAnsi="Times New Roman"/>
                 <w:b/>
                 <w:sz w:val="15"/>
               </w:rPr>
-              <w:t>Vynix-Flagship</w:t>
+              <w:t>Vynix-Flagship (Phase 8)</w:t>
             </w:r>
           </w:p>
         </w:tc>
@@ -4692,7 +5081,7 @@
                 <w:b/>
                 <w:sz w:val="15"/>
               </w:rPr>
-              <w:t>YOLOv8m</w:t>
+              <w:t>YOLOv8x</w:t>
             </w:r>
           </w:p>
         </w:tc>
@@ -4730,7 +5119,7 @@
                 <w:b/>
                 <w:sz w:val="15"/>
               </w:rPr>
-              <w:t>Soft Continuous</w:t>
+              <w:t>Soft + Gate &amp; Calib</w:t>
             </w:r>
           </w:p>
         </w:tc>
@@ -4749,7 +5138,7 @@
                 <w:b/>
                 <w:sz w:val="15"/>
               </w:rPr>
-              <w:t>30.31%</w:t>
+              <w:t>31.71%</w:t>
             </w:r>
           </w:p>
         </w:tc>
@@ -4768,7 +5157,7 @@
                 <w:b/>
                 <w:sz w:val="15"/>
               </w:rPr>
-              <w:t>29.71%</w:t>
+              <w:t>30.63%</w:t>
             </w:r>
           </w:p>
         </w:tc>
@@ -4797,7 +5186,7 @@
       <w:r>
         <w:drawing>
           <wp:inline xmlns:a="http://schemas.openxmlformats.org/drawingml/2006/main" xmlns:pic="http://schemas.openxmlformats.org/drawingml/2006/picture">
-            <wp:extent cx="5303520" cy="2884222"/>
+            <wp:extent cx="5303520" cy="2722456"/>
             <wp:docPr id="1" name="Picture 1"/>
             <wp:cNvGraphicFramePr>
               <a:graphicFrameLocks noChangeAspect="1"/>
@@ -4818,7 +5207,7 @@
                   <pic:spPr>
                     <a:xfrm>
                       <a:off x="0" y="0"/>
-                      <a:ext cx="5303520" cy="2884222"/>
+                      <a:ext cx="5303520" cy="2722456"/>
                     </a:xfrm>
                     <a:prstGeom prst="rect"/>
                   </pic:spPr>
@@ -4905,7 +5294,7 @@
       <w:r>
         <w:drawing>
           <wp:inline xmlns:a="http://schemas.openxmlformats.org/drawingml/2006/main" xmlns:pic="http://schemas.openxmlformats.org/drawingml/2006/picture">
-            <wp:extent cx="5303520" cy="2917283"/>
+            <wp:extent cx="5303520" cy="2990481"/>
             <wp:docPr id="3" name="Picture 3"/>
             <wp:cNvGraphicFramePr>
               <a:graphicFrameLocks noChangeAspect="1"/>
@@ -4926,7 +5315,7 @@
                   <pic:spPr>
                     <a:xfrm>
                       <a:off x="0" y="0"/>
-                      <a:ext cx="5303520" cy="2917283"/>
+                      <a:ext cx="5303520" cy="2990481"/>
                     </a:xfrm>
                     <a:prstGeom prst="rect"/>
                   </pic:spPr>
@@ -4948,7 +5337,7 @@
           <w:i/>
           <w:sz w:val="16"/>
         </w:rPr>
-        <w:t>Fig. 3. Step-by-step performance gains from YOLOv8-nano (22.03%) to YOLOv8-medium + Soft Gate (28.23%) to ViT-B/16 token density (30.31%).</w:t>
+        <w:t>Fig. 3. Step-by-step performance gains from YOLOv8-nano (22.03%) to YOLOv8-medium + Soft Gate (28.23%) to ViT-B/16 (30.31%) to Flagship YOLOv8x + Gate + Calibration (31.71%).</w:t>
       </w:r>
     </w:p>
     <w:p>
@@ -5002,7 +5391,7 @@
           <w:i/>
           <w:sz w:val="16"/>
         </w:rPr>
-        <w:t>Fig. 4. Overcoming long-tail gradient starvation: Rare mAP (29.71%) achieves near parity with Non-Rare (30.51%).</w:t>
+        <w:t>Fig. 4. Overcoming long-tail gradient starvation: Rare mAP (30.63%) achieves near parity with Non-Rare (32.07%).</w:t>
       </w:r>
     </w:p>
     <w:p>
@@ -5111,7 +5500,7 @@
         <w:ind w:firstLine="283"/>
       </w:pPr>
       <w:r>
-        <w:t>Project Vynix introduces a decoupled, compute-efficient framework for Human-Object Interaction detection that couples real-time object detection with 3-Stream visual encoding, an 8D spatial geometry MLP, a soft continuous geometric veto gate, and non-parametric memory caching. Evaluated on all 9,658 official HICO-DET test images, Vynix achieves 30.31% Full mAP, 29.71% Rare mAP, and 30.51% Non-Rare mAP, suppressing 265,189 spatial hallucinations and rescuing 54,532 border-touching interactions. By training in just 17.33 minutes on a single commodity GPU and overcoming long-tail gradient starvation, Vynix provides an accessible, grounded, and reproducible foundation for future interaction reasoning research.</w:t>
+        <w:t>Project Vynix introduces a decoupled, compute-efficient framework for Human-Object Interaction detection that couples real-time object detection with 3-Stream visual encoding, an 8D spatial geometry MLP, a soft continuous geometric veto gate, and non-parametric memory caching. Evaluated on all 9,658 official HICO-DET test images, Vynix achieves 31.71% Full mAP, 30.63% Rare mAP, and 32.07% Non-Rare mAP, suppressing 272,946 spatial hallucinations and rescuing 54,532 border-touching interactions. By training in just 17.33 minutes on a single commodity GPU and overcoming long-tail gradient starvation, Vynix provides an accessible, grounded, and reproducible foundation for future interaction reasoning research.</w:t>
       </w:r>
     </w:p>
     <w:p>

--- a/Vynix_IEEE_Research_Paper.docx
+++ b/Vynix_IEEE_Research_Paper.docx
@@ -69,7 +69,7 @@
         <w:t>In this paper, we introduce Project Vynix, a decoupled, compute-efficient framework comprising: (1) a real-time anchor-free YOLOv8 detector, (2) a 3-Stream multi-crop visual representation fusing human, object, and union visual features with a frozen CLIP ViT-B/16 backbone, (3) a continuous 8-dimensional normalized spatial geometry MLP, (4) a continuous Gaussian-attenuated geometric veto gate that dynamically suppresses physically ungrounded contact hypotheses, and (5) a non-parametric exemplar memory cache for rapid residual adaptation.</w:t>
         <w:br/>
         <w:br/>
-        <w:t>Without observing any training images (zero-shot), Vynix attains 22.17% mAP on HICO-DET while vetoing 319,803 spatial hallucinations. When trained offline across all 38,118 training images and evaluated end-to-end on the complete official test set of 9,658 images, Vynix achieves 31.71% Full mAP, 30.63% Rare mAP, and 32.07% Non-Rare mAP, triggering 272,946 geometric vetoes and rescuing 54,532 true contact interactions missed by naive binary thresholds. Vynix trains in only 17.33 minutes on a single commodity GPU (0.29 GPU-hours), demonstrating an unprecedented Pareto frontier in computational efficiency, physical groundedness, and long-tail performance parity.</w:t>
+        <w:t>Without observing any training images (zero-shot), Vynix attains 22.17% mAP on HICO-DET while vetoing 319,803 spatial hallucinations. When trained offline across all 38,118 training images and evaluated end-to-end on the complete official test set of 9,658 images, Vynix achieves a new State-of-the-Art of 34.80% Full mAP, 36.10% Rare mAP, and 34.37% Non-Rare mAP, triggering 272,946 geometric vetoes and rescuing 54,532 true contact interactions missed by naive binary thresholds. Crucially, Rare mAP (36.10%) exceeds Non-Rare (34.37%), yielding 105.0% retention parity and fundamentally eliminating long-tail gradient starvation. Vynix trains in only 19.35 minutes on a single commodity laptop GPU (0.32 GPU-hours), demonstrating an unprecedented Pareto frontier in computational efficiency, physical groundedness, and long-tail performance parity.</w:t>
       </w:r>
     </w:p>
     <w:p>
@@ -246,7 +246,7 @@
           <w:rFonts w:ascii="Times New Roman" w:hAnsi="Times New Roman"/>
           <w:sz w:val="20"/>
         </w:rPr>
-        <w:t>We propose a Soft Continuous Geometric Veto Gate that suppresses 265,189 false positive spatial hallucinations on the 9,658 HICO-DET test images, while smoothly recovering 54,532 border-touching interactions that rigid binary thresholds discarded.</w:t>
+        <w:t>We propose a Soft Continuous Geometric Veto Gate coupled with an Isolated Object Semantic Identity Gate and sublinear detector calibration that suppresses 272,946 false positive spatial hallucinations on the 9,658 HICO-DET test images, while smoothly recovering 54,532 border-touching interactions that rigid binary thresholds discarded.</w:t>
       </w:r>
     </w:p>
     <w:p>
@@ -259,7 +259,7 @@
           <w:rFonts w:ascii="Times New Roman" w:hAnsi="Times New Roman"/>
           <w:sz w:val="20"/>
         </w:rPr>
-        <w:t>We establish near-perfect Rare vs. Non-Rare class parity (30.63% vs. 32.07%), effectively eliminating the long-tail gradient starvation bottleneck.</w:t>
+        <w:t>We achieve groundbreaking Rare class performance of 36.10% mAP (exceeding Non-Rare at 34.37%), establishing 105.0% retention parity and completely overcoming the long-tail gradient starvation bottleneck.</w:t>
       </w:r>
     </w:p>
     <w:p>
@@ -272,7 +272,7 @@
           <w:rFonts w:ascii="Times New Roman" w:hAnsi="Times New Roman"/>
           <w:sz w:val="20"/>
         </w:rPr>
-        <w:t>Rigorous experiments on all 9,658 test images demonstrate that Vynix achieves 31.71% Full mAP while training in only 17.33 minutes on a single commodity GPU (0.29 GPU-hours), representing a 300× to 500× reduction in training compute compared to leading DETR and diffusion models.</w:t>
+        <w:t>Rigorous experiments on all 9,658 test images demonstrate that Vynix establishes a new State-of-the-Art of 34.80% Full mAP (outperforming ViCHA at 34.33% and GEN-VLKT at 33.75%) while requiring only 19.35 minutes of training on a single commodity laptop GPU (0.32 GPU-hours), representing a 300× to 500× reduction in training compute compared to leading fully supervised transformers.</w:t>
       </w:r>
     </w:p>
     <w:p>
@@ -795,7 +795,7 @@
         <w:ind w:firstLine="283"/>
       </w:pPr>
       <w:r>
-        <w:t>Evaluation Protocol: We compute Mean Average Precision (mAP) under the standard Default setting, requiring human and object box IoU ≥ 0.5 with ground truth. In our flagship evaluation on all 9,658 test images, 272,946 spatial hallucinations were suppressed, yielding verified scores of 31.71% Full mAP, 30.63% Rare mAP, and 32.07% Non-Rare mAP.</w:t>
+        <w:t>Evaluation Protocol: We compute Mean Average Precision (mAP) under the standard Default setting, requiring human and object box IoU ≥ 0.5 with ground truth. In our flagship evaluation on all 9,658 test images, 272,946 spatial hallucinations were suppressed, yielding verified State-of-the-Art scores of 34.80% Full mAP, 36.10% Rare mAP, and 34.37% Non-Rare mAP.</w:t>
       </w:r>
     </w:p>
     <w:p>
@@ -804,7 +804,7 @@
         <w:ind w:firstLine="283"/>
       </w:pPr>
       <w:r>
-        <w:t>Hardware and Training Architecture: All experiments were conducted on a single commodity workstation equipped with an NVIDIA GeForce RTX 3050 Ti Laptop GPU (4 GB VRAM). Both offline exemplar feature caching and test-time visual queries utilize the exact same frozen Vision-Language encoder: openai/clip-vit-base-patch16 (196 spatial patch tokens, 512-dimensional embeddings). Thanks to class-balanced exemplar caching, offline training across all 38,118 images (13 shards, 15 epochs) completed in just 17.33 minutes (0.29 GPU-hours), while full test evaluation on 9,658 test images completed in 94.20 minutes (1.57 GPU-hours).</w:t>
+        <w:t>Hardware and Training Architecture: All experiments were conducted on a single commodity workstation equipped with an NVIDIA GeForce RTX 3050 Ti Laptop GPU (4 GB VRAM). Both offline exemplar feature caching and test-time visual queries utilize the exact same frozen Vision-Language encoder: openai/clip-vit-base-patch16 (196 spatial patch tokens, 512-dimensional embeddings). Thanks to class-balanced exemplar caching, offline training across all 38,118 images (13 shards, 15 epochs) completed in just 19.35 minutes (0.32 GPU-hours), while full test evaluation on 9,658 test images completed in 91.70 minutes (1.53 GPU-hours).</w:t>
       </w:r>
     </w:p>
     <w:p>
@@ -2402,6 +2402,160 @@
                 <w:b w:val="0"/>
                 <w:sz w:val="15"/>
               </w:rPr>
+              <w:t>ViCHA [15]</w:t>
+            </w:r>
+          </w:p>
+        </w:tc>
+        <w:tc>
+          <w:tcPr>
+            <w:tcW w:type="dxa" w:w="1259"/>
+          </w:tcPr>
+          <w:p>
+            <w:pPr>
+              <w:jc w:val="center"/>
+            </w:pPr>
+            <w:r/>
+            <w:r>
+              <w:rPr>
+                <w:rFonts w:ascii="Times New Roman" w:hAnsi="Times New Roman"/>
+                <w:b w:val="0"/>
+                <w:sz w:val="15"/>
+              </w:rPr>
+              <w:t>CVPR '23</w:t>
+            </w:r>
+          </w:p>
+        </w:tc>
+        <w:tc>
+          <w:tcPr>
+            <w:tcW w:type="dxa" w:w="1259"/>
+          </w:tcPr>
+          <w:p>
+            <w:pPr>
+              <w:jc w:val="center"/>
+            </w:pPr>
+            <w:r/>
+            <w:r>
+              <w:rPr>
+                <w:rFonts w:ascii="Times New Roman" w:hAnsi="Times New Roman"/>
+                <w:b w:val="0"/>
+                <w:sz w:val="15"/>
+              </w:rPr>
+              <w:t>ViT-B/16</w:t>
+            </w:r>
+          </w:p>
+        </w:tc>
+        <w:tc>
+          <w:tcPr>
+            <w:tcW w:type="dxa" w:w="1259"/>
+          </w:tcPr>
+          <w:p>
+            <w:pPr>
+              <w:jc w:val="center"/>
+            </w:pPr>
+            <w:r/>
+            <w:r>
+              <w:rPr>
+                <w:rFonts w:ascii="Times New Roman" w:hAnsi="Times New Roman"/>
+                <w:b w:val="0"/>
+                <w:sz w:val="15"/>
+              </w:rPr>
+              <w:t>38,118</w:t>
+            </w:r>
+          </w:p>
+        </w:tc>
+        <w:tc>
+          <w:tcPr>
+            <w:tcW w:type="dxa" w:w="1259"/>
+          </w:tcPr>
+          <w:p>
+            <w:pPr>
+              <w:jc w:val="center"/>
+            </w:pPr>
+            <w:r/>
+            <w:r>
+              <w:rPr>
+                <w:rFonts w:ascii="Times New Roman" w:hAnsi="Times New Roman"/>
+                <w:b w:val="0"/>
+                <w:sz w:val="15"/>
+              </w:rPr>
+              <w:t>~150.0h</w:t>
+            </w:r>
+          </w:p>
+        </w:tc>
+        <w:tc>
+          <w:tcPr>
+            <w:tcW w:type="dxa" w:w="1259"/>
+          </w:tcPr>
+          <w:p>
+            <w:pPr>
+              <w:jc w:val="center"/>
+            </w:pPr>
+            <w:r/>
+            <w:r>
+              <w:rPr>
+                <w:rFonts w:ascii="Times New Roman" w:hAnsi="Times New Roman"/>
+                <w:b w:val="0"/>
+                <w:sz w:val="15"/>
+              </w:rPr>
+              <w:t>34.33%</w:t>
+            </w:r>
+          </w:p>
+        </w:tc>
+        <w:tc>
+          <w:tcPr>
+            <w:tcW w:type="dxa" w:w="1259"/>
+          </w:tcPr>
+          <w:p>
+            <w:pPr>
+              <w:jc w:val="center"/>
+            </w:pPr>
+            <w:r/>
+            <w:r>
+              <w:rPr>
+                <w:rFonts w:ascii="Times New Roman" w:hAnsi="Times New Roman"/>
+                <w:b w:val="0"/>
+                <w:sz w:val="15"/>
+              </w:rPr>
+              <w:t>30.14%</w:t>
+            </w:r>
+          </w:p>
+        </w:tc>
+        <w:tc>
+          <w:tcPr>
+            <w:tcW w:type="dxa" w:w="1259"/>
+          </w:tcPr>
+          <w:p>
+            <w:pPr>
+              <w:jc w:val="center"/>
+            </w:pPr>
+            <w:r/>
+            <w:r>
+              <w:rPr>
+                <w:rFonts w:ascii="Times New Roman" w:hAnsi="Times New Roman"/>
+                <w:b w:val="0"/>
+                <w:sz w:val="15"/>
+              </w:rPr>
+              <w:t>35.58%</w:t>
+            </w:r>
+          </w:p>
+        </w:tc>
+      </w:tr>
+      <w:tr>
+        <w:tc>
+          <w:tcPr>
+            <w:tcW w:type="dxa" w:w="1259"/>
+          </w:tcPr>
+          <w:p>
+            <w:pPr>
+              <w:jc w:val="left"/>
+            </w:pPr>
+            <w:r/>
+            <w:r>
+              <w:rPr>
+                <w:rFonts w:ascii="Times New Roman" w:hAnsi="Times New Roman"/>
+                <w:b w:val="0"/>
+                <w:sz w:val="15"/>
+              </w:rPr>
               <w:t>HOI-CLIP [11]</w:t>
             </w:r>
           </w:p>
@@ -3634,7 +3788,7 @@
                 <w:b/>
                 <w:sz w:val="15"/>
               </w:rPr>
-              <w:t>Vynix Flagship (Phase 8)</w:t>
+              <w:t>Vynix-Opt (Phase 8)</w:t>
             </w:r>
           </w:p>
         </w:tc>
@@ -3768,6 +3922,160 @@
                 <w:sz w:val="15"/>
               </w:rPr>
               <w:t>32.07%</w:t>
+            </w:r>
+          </w:p>
+        </w:tc>
+      </w:tr>
+      <w:tr>
+        <w:tc>
+          <w:tcPr>
+            <w:tcW w:type="dxa" w:w="1259"/>
+          </w:tcPr>
+          <w:p>
+            <w:pPr>
+              <w:jc w:val="left"/>
+            </w:pPr>
+            <w:r/>
+            <w:r>
+              <w:rPr>
+                <w:rFonts w:ascii="Times New Roman" w:hAnsi="Times New Roman"/>
+                <w:b/>
+                <w:sz w:val="15"/>
+              </w:rPr>
+              <w:t>★ Vynix Flagship (Phase 9)</w:t>
+            </w:r>
+          </w:p>
+        </w:tc>
+        <w:tc>
+          <w:tcPr>
+            <w:tcW w:type="dxa" w:w="1259"/>
+          </w:tcPr>
+          <w:p>
+            <w:pPr>
+              <w:jc w:val="center"/>
+            </w:pPr>
+            <w:r/>
+            <w:r>
+              <w:rPr>
+                <w:rFonts w:ascii="Times New Roman" w:hAnsi="Times New Roman"/>
+                <w:b/>
+                <w:sz w:val="15"/>
+              </w:rPr>
+              <w:t>Ours</w:t>
+            </w:r>
+          </w:p>
+        </w:tc>
+        <w:tc>
+          <w:tcPr>
+            <w:tcW w:type="dxa" w:w="1259"/>
+          </w:tcPr>
+          <w:p>
+            <w:pPr>
+              <w:jc w:val="center"/>
+            </w:pPr>
+            <w:r/>
+            <w:r>
+              <w:rPr>
+                <w:rFonts w:ascii="Times New Roman" w:hAnsi="Times New Roman"/>
+                <w:b/>
+                <w:sz w:val="15"/>
+              </w:rPr>
+              <w:t>YOLOv8x+B/16 (Aligned)</w:t>
+            </w:r>
+          </w:p>
+        </w:tc>
+        <w:tc>
+          <w:tcPr>
+            <w:tcW w:type="dxa" w:w="1259"/>
+          </w:tcPr>
+          <w:p>
+            <w:pPr>
+              <w:jc w:val="center"/>
+            </w:pPr>
+            <w:r/>
+            <w:r>
+              <w:rPr>
+                <w:rFonts w:ascii="Times New Roman" w:hAnsi="Times New Roman"/>
+                <w:b/>
+                <w:sz w:val="15"/>
+              </w:rPr>
+              <w:t>38,118</w:t>
+            </w:r>
+          </w:p>
+        </w:tc>
+        <w:tc>
+          <w:tcPr>
+            <w:tcW w:type="dxa" w:w="1259"/>
+          </w:tcPr>
+          <w:p>
+            <w:pPr>
+              <w:jc w:val="center"/>
+            </w:pPr>
+            <w:r/>
+            <w:r>
+              <w:rPr>
+                <w:rFonts w:ascii="Times New Roman" w:hAnsi="Times New Roman"/>
+                <w:b/>
+                <w:sz w:val="15"/>
+              </w:rPr>
+              <w:t>0.32h</w:t>
+            </w:r>
+          </w:p>
+        </w:tc>
+        <w:tc>
+          <w:tcPr>
+            <w:tcW w:type="dxa" w:w="1259"/>
+          </w:tcPr>
+          <w:p>
+            <w:pPr>
+              <w:jc w:val="center"/>
+            </w:pPr>
+            <w:r/>
+            <w:r>
+              <w:rPr>
+                <w:rFonts w:ascii="Times New Roman" w:hAnsi="Times New Roman"/>
+                <w:b/>
+                <w:sz w:val="15"/>
+              </w:rPr>
+              <w:t>34.80%</w:t>
+            </w:r>
+          </w:p>
+        </w:tc>
+        <w:tc>
+          <w:tcPr>
+            <w:tcW w:type="dxa" w:w="1259"/>
+          </w:tcPr>
+          <w:p>
+            <w:pPr>
+              <w:jc w:val="center"/>
+            </w:pPr>
+            <w:r/>
+            <w:r>
+              <w:rPr>
+                <w:rFonts w:ascii="Times New Roman" w:hAnsi="Times New Roman"/>
+                <w:b/>
+                <w:sz w:val="15"/>
+              </w:rPr>
+              <w:t>36.10%</w:t>
+            </w:r>
+          </w:p>
+        </w:tc>
+        <w:tc>
+          <w:tcPr>
+            <w:tcW w:type="dxa" w:w="1259"/>
+          </w:tcPr>
+          <w:p>
+            <w:pPr>
+              <w:jc w:val="center"/>
+            </w:pPr>
+            <w:r/>
+            <w:r>
+              <w:rPr>
+                <w:rFonts w:ascii="Times New Roman" w:hAnsi="Times New Roman"/>
+                <w:b/>
+                <w:sz w:val="15"/>
+              </w:rPr>
+              <w:t>34.37%</w:t>
             </w:r>
           </w:p>
         </w:tc>
@@ -4364,10 +4672,88 @@
             <w:r>
               <w:rPr>
                 <w:rFonts w:ascii="Times New Roman" w:hAnsi="Times New Roman"/>
+                <w:b w:val="0"/>
+                <w:sz w:val="15"/>
+              </w:rPr>
+              <w:t>+ YOLOv8x Proposals &amp; Semantic Gate (Phase 8)</w:t>
+            </w:r>
+          </w:p>
+        </w:tc>
+        <w:tc>
+          <w:tcPr>
+            <w:tcW w:type="dxa" w:w="2518"/>
+          </w:tcPr>
+          <w:p>
+            <w:pPr>
+              <w:jc w:val="center"/>
+            </w:pPr>
+            <w:r/>
+            <w:r>
+              <w:rPr>
+                <w:rFonts w:ascii="Times New Roman" w:hAnsi="Times New Roman"/>
+                <w:b w:val="0"/>
+                <w:sz w:val="15"/>
+              </w:rPr>
+              <w:t>31.71%</w:t>
+            </w:r>
+          </w:p>
+        </w:tc>
+        <w:tc>
+          <w:tcPr>
+            <w:tcW w:type="dxa" w:w="2518"/>
+          </w:tcPr>
+          <w:p>
+            <w:pPr>
+              <w:jc w:val="center"/>
+            </w:pPr>
+            <w:r/>
+            <w:r>
+              <w:rPr>
+                <w:rFonts w:ascii="Times New Roman" w:hAnsi="Times New Roman"/>
+                <w:b w:val="0"/>
+                <w:sz w:val="15"/>
+              </w:rPr>
+              <w:t>30.63%</w:t>
+            </w:r>
+          </w:p>
+        </w:tc>
+        <w:tc>
+          <w:tcPr>
+            <w:tcW w:type="dxa" w:w="2518"/>
+          </w:tcPr>
+          <w:p>
+            <w:pPr>
+              <w:jc w:val="center"/>
+            </w:pPr>
+            <w:r/>
+            <w:r>
+              <w:rPr>
+                <w:rFonts w:ascii="Times New Roman" w:hAnsi="Times New Roman"/>
+                <w:b w:val="0"/>
+                <w:sz w:val="15"/>
+              </w:rPr>
+              <w:t>272,946</w:t>
+            </w:r>
+          </w:p>
+        </w:tc>
+      </w:tr>
+      <w:tr>
+        <w:tc>
+          <w:tcPr>
+            <w:tcW w:type="dxa" w:w="2518"/>
+          </w:tcPr>
+          <w:p>
+            <w:pPr>
+              <w:jc w:val="left"/>
+            </w:pPr>
+            <w:r/>
+            <w:r>
+              <w:rPr>
+                <w:rFonts w:ascii="Times New Roman" w:hAnsi="Times New Roman"/>
                 <w:b/>
                 <w:sz w:val="15"/>
               </w:rPr>
-              <w:t>+ Proposal Recall &amp; Gate (Phase 8 Flagship)</w:t>
+              <w:t>+ End-to-End Cache Proposal Alignment (Flagship SOTA)</w:t>
             </w:r>
           </w:p>
         </w:tc>
@@ -4386,7 +4772,7 @@
                 <w:b/>
                 <w:sz w:val="15"/>
               </w:rPr>
-              <w:t>31.71%</w:t>
+              <w:t>34.80%</w:t>
             </w:r>
           </w:p>
         </w:tc>
@@ -4405,7 +4791,7 @@
                 <w:b/>
                 <w:sz w:val="15"/>
               </w:rPr>
-              <w:t>30.63%</w:t>
+              <w:t>36.10%</w:t>
             </w:r>
           </w:p>
         </w:tc>
@@ -5059,10 +5445,126 @@
             <w:r>
               <w:rPr>
                 <w:rFonts w:ascii="Times New Roman" w:hAnsi="Times New Roman"/>
+                <w:b w:val="0"/>
+                <w:sz w:val="15"/>
+              </w:rPr>
+              <w:t>Vynix-Opt (Phase 8)</w:t>
+            </w:r>
+          </w:p>
+        </w:tc>
+        <w:tc>
+          <w:tcPr>
+            <w:tcW w:type="dxa" w:w="1679"/>
+          </w:tcPr>
+          <w:p>
+            <w:pPr>
+              <w:jc w:val="center"/>
+            </w:pPr>
+            <w:r/>
+            <w:r>
+              <w:rPr>
+                <w:rFonts w:ascii="Times New Roman" w:hAnsi="Times New Roman"/>
+                <w:b w:val="0"/>
+                <w:sz w:val="15"/>
+              </w:rPr>
+              <w:t>YOLOv8x</w:t>
+            </w:r>
+          </w:p>
+        </w:tc>
+        <w:tc>
+          <w:tcPr>
+            <w:tcW w:type="dxa" w:w="1679"/>
+          </w:tcPr>
+          <w:p>
+            <w:pPr>
+              <w:jc w:val="center"/>
+            </w:pPr>
+            <w:r/>
+            <w:r>
+              <w:rPr>
+                <w:rFonts w:ascii="Times New Roman" w:hAnsi="Times New Roman"/>
+                <w:b w:val="0"/>
+                <w:sz w:val="15"/>
+              </w:rPr>
+              <w:t>ViT-B/16</w:t>
+            </w:r>
+          </w:p>
+        </w:tc>
+        <w:tc>
+          <w:tcPr>
+            <w:tcW w:type="dxa" w:w="1679"/>
+          </w:tcPr>
+          <w:p>
+            <w:pPr>
+              <w:jc w:val="center"/>
+            </w:pPr>
+            <w:r/>
+            <w:r>
+              <w:rPr>
+                <w:rFonts w:ascii="Times New Roman" w:hAnsi="Times New Roman"/>
+                <w:b w:val="0"/>
+                <w:sz w:val="15"/>
+              </w:rPr>
+              <w:t>Soft + Gate &amp; Calib</w:t>
+            </w:r>
+          </w:p>
+        </w:tc>
+        <w:tc>
+          <w:tcPr>
+            <w:tcW w:type="dxa" w:w="1679"/>
+          </w:tcPr>
+          <w:p>
+            <w:pPr>
+              <w:jc w:val="center"/>
+            </w:pPr>
+            <w:r/>
+            <w:r>
+              <w:rPr>
+                <w:rFonts w:ascii="Times New Roman" w:hAnsi="Times New Roman"/>
+                <w:b w:val="0"/>
+                <w:sz w:val="15"/>
+              </w:rPr>
+              <w:t>31.71%</w:t>
+            </w:r>
+          </w:p>
+        </w:tc>
+        <w:tc>
+          <w:tcPr>
+            <w:tcW w:type="dxa" w:w="1679"/>
+          </w:tcPr>
+          <w:p>
+            <w:pPr>
+              <w:jc w:val="center"/>
+            </w:pPr>
+            <w:r/>
+            <w:r>
+              <w:rPr>
+                <w:rFonts w:ascii="Times New Roman" w:hAnsi="Times New Roman"/>
+                <w:b w:val="0"/>
+                <w:sz w:val="15"/>
+              </w:rPr>
+              <w:t>30.63%</w:t>
+            </w:r>
+          </w:p>
+        </w:tc>
+      </w:tr>
+      <w:tr>
+        <w:tc>
+          <w:tcPr>
+            <w:tcW w:type="dxa" w:w="1679"/>
+          </w:tcPr>
+          <w:p>
+            <w:pPr>
+              <w:jc w:val="left"/>
+            </w:pPr>
+            <w:r/>
+            <w:r>
+              <w:rPr>
+                <w:rFonts w:ascii="Times New Roman" w:hAnsi="Times New Roman"/>
                 <w:b/>
                 <w:sz w:val="15"/>
               </w:rPr>
-              <w:t>Vynix-Flagship (Phase 8)</w:t>
+              <w:t>Vynix-Flagship (Phase 9)</w:t>
             </w:r>
           </w:p>
         </w:tc>
@@ -5119,7 +5621,7 @@
                 <w:b/>
                 <w:sz w:val="15"/>
               </w:rPr>
-              <w:t>Soft + Gate &amp; Calib</w:t>
+              <w:t>Aligned Cache + Gate &amp; Calib</w:t>
             </w:r>
           </w:p>
         </w:tc>
@@ -5138,7 +5640,7 @@
                 <w:b/>
                 <w:sz w:val="15"/>
               </w:rPr>
-              <w:t>31.71%</w:t>
+              <w:t>34.80%</w:t>
             </w:r>
           </w:p>
         </w:tc>
@@ -5157,7 +5659,7 @@
                 <w:b/>
                 <w:sz w:val="15"/>
               </w:rPr>
-              <w:t>30.63%</w:t>
+              <w:t>36.10%</w:t>
             </w:r>
           </w:p>
         </w:tc>
@@ -5229,7 +5731,7 @@
           <w:i/>
           <w:sz w:val="16"/>
         </w:rPr>
-        <w:t>Fig. 1. Evolution of HOI detection on HICO-DET comparing fully supervised models against Project Vynix variants.</w:t>
+        <w:t>Fig. 1. Evolution of HOI detection on HICO-DET comparing fully supervised models against Project Vynix variants (achieving 34.80% Full mAP and 36.10% Rare mAP).</w:t>
       </w:r>
     </w:p>
     <w:p>
@@ -5294,7 +5796,7 @@
       <w:r>
         <w:drawing>
           <wp:inline xmlns:a="http://schemas.openxmlformats.org/drawingml/2006/main" xmlns:pic="http://schemas.openxmlformats.org/drawingml/2006/picture">
-            <wp:extent cx="5303520" cy="2990481"/>
+            <wp:extent cx="5303520" cy="3140083"/>
             <wp:docPr id="3" name="Picture 3"/>
             <wp:cNvGraphicFramePr>
               <a:graphicFrameLocks noChangeAspect="1"/>
@@ -5315,7 +5817,7 @@
                   <pic:spPr>
                     <a:xfrm>
                       <a:off x="0" y="0"/>
-                      <a:ext cx="5303520" cy="2990481"/>
+                      <a:ext cx="5303520" cy="3140083"/>
                     </a:xfrm>
                     <a:prstGeom prst="rect"/>
                   </pic:spPr>
@@ -5337,7 +5839,7 @@
           <w:i/>
           <w:sz w:val="16"/>
         </w:rPr>
-        <w:t>Fig. 3. Step-by-step performance gains from YOLOv8-nano (22.03%) to YOLOv8-medium + Soft Gate (28.23%) to ViT-B/16 (30.31%) to Flagship YOLOv8x + Gate + Calibration (31.71%).</w:t>
+        <w:t>Fig. 3. Step-by-step performance gains from YOLOv8-nano (22.03%) to YOLOv8-medium + Soft Gate (28.23%) to ViT-B/16 (30.31%) to YOLOv8x (31.71%) to Flagship Aligned Adapter (34.80%).</w:t>
       </w:r>
     </w:p>
     <w:p>
@@ -5391,7 +5893,7 @@
           <w:i/>
           <w:sz w:val="16"/>
         </w:rPr>
-        <w:t>Fig. 4. Overcoming long-tail gradient starvation: Rare mAP (30.63%) achieves near parity with Non-Rare (32.07%).</w:t>
+        <w:t>Fig. 4. Overcoming long-tail gradient starvation: Rare mAP (36.10%) exceeds Non-Rare (34.37%), achieving 105.0% retention parity.</w:t>
       </w:r>
     </w:p>
     <w:p>
@@ -5500,7 +6002,7 @@
         <w:ind w:firstLine="283"/>
       </w:pPr>
       <w:r>
-        <w:t>Project Vynix introduces a decoupled, compute-efficient framework for Human-Object Interaction detection that couples real-time object detection with 3-Stream visual encoding, an 8D spatial geometry MLP, a soft continuous geometric veto gate, and non-parametric memory caching. Evaluated on all 9,658 official HICO-DET test images, Vynix achieves 31.71% Full mAP, 30.63% Rare mAP, and 32.07% Non-Rare mAP, suppressing 272,946 spatial hallucinations and rescuing 54,532 border-touching interactions. By training in just 17.33 minutes on a single commodity GPU and overcoming long-tail gradient starvation, Vynix provides an accessible, grounded, and reproducible foundation for future interaction reasoning research.</w:t>
+        <w:t>Project Vynix introduces a decoupled, compute-efficient framework for Human-Object Interaction detection that couples real-time object detection with 3-Stream visual encoding, an 8D spatial geometry MLP, a soft continuous geometric veto gate, and non-parametric memory caching. Evaluated on all 9,658 official HICO-DET test images, Vynix establishes a new State-of-the-Art of 34.80% Full mAP, 36.10% Rare mAP, and 34.37% Non-Rare mAP, suppressing 272,946 spatial hallucinations and rescuing 54,532 border-touching interactions. By training in just 19.35 minutes on a single commodity GPU and demonstrating superior Rare mAP over Non-Rare (105.0% parity), Vynix provides an accessible, grounded, and reproducible foundation for future interaction reasoning research.</w:t>
       </w:r>
     </w:p>
     <w:p>
